--- a/SURA_2026_Proposal_Indoor_Localisation.docx
+++ b/SURA_2026_Proposal_Indoor_Localisation.docx
@@ -248,6 +248,13 @@
               </w:rPr>
               <w:t xml:space="preserve"> | Utkarsh</w:t>
             </w:r>
+            <w:r>
+              <w:rPr>
+                <w:sz w:val="20"/>
+                <w:szCs w:val="20"/>
+              </w:rPr>
+              <w:t xml:space="preserve"> Agrawal</w:t>
+            </w:r>
           </w:p>
         </w:tc>
       </w:tr>
@@ -367,7 +374,14 @@
                 <w:sz w:val="20"/>
                 <w:szCs w:val="20"/>
               </w:rPr>
-              <w:t xml:space="preserve"> | 2024CSXXXXX</w:t>
+              <w:t xml:space="preserve"> | 2024CS</w:t>
+            </w:r>
+            <w:r>
+              <w:rPr>
+                <w:sz w:val="20"/>
+                <w:szCs w:val="20"/>
+              </w:rPr>
+              <w:t>10067</w:t>
             </w:r>
           </w:p>
         </w:tc>
@@ -431,7 +445,14 @@
                 <w:sz w:val="20"/>
                 <w:szCs w:val="20"/>
               </w:rPr>
-              <w:t xml:space="preserve"> | +91 989899898</w:t>
+              <w:t xml:space="preserve"> | +91 </w:t>
+            </w:r>
+            <w:r>
+              <w:rPr>
+                <w:sz w:val="20"/>
+                <w:szCs w:val="20"/>
+              </w:rPr>
+              <w:t>8858175424</w:t>
             </w:r>
           </w:p>
         </w:tc>
@@ -490,7 +511,7 @@
               <w:t xml:space="preserve"> | </w:t>
             </w:r>
             <w:r>
-              <w:t>??</w:t>
+              <w:t>8.93</w:t>
             </w:r>
           </w:p>
         </w:tc>
@@ -1422,6 +1443,26 @@
             </w:tcMar>
           </w:tcPr>
           <w:p>
+            <w:pPr>
+              <w:rPr>
+                <w:b/>
+                <w:bCs/>
+                <w:sz w:val="20"/>
+                <w:szCs w:val="20"/>
+              </w:rPr>
+            </w:pPr>
+          </w:p>
+          <w:p>
+            <w:pPr>
+              <w:rPr>
+                <w:b/>
+                <w:bCs/>
+                <w:sz w:val="20"/>
+                <w:szCs w:val="20"/>
+              </w:rPr>
+            </w:pPr>
+          </w:p>
+          <w:p>
             <w:r>
               <w:rPr>
                 <w:b/>
@@ -1457,21 +1498,6 @@
                 <w:szCs w:val="20"/>
               </w:rPr>
             </w:pPr>
-            <w:r>
-              <w:rPr>
-                <w:sz w:val="20"/>
-                <w:szCs w:val="20"/>
-              </w:rPr>
-              <w:t>Date: ___________________</w:t>
-            </w:r>
-          </w:p>
-          <w:p>
-            <w:pPr>
-              <w:rPr>
-                <w:sz w:val="20"/>
-                <w:szCs w:val="20"/>
-              </w:rPr>
-            </w:pPr>
           </w:p>
           <w:p>
             <w:pPr>
@@ -1508,14 +1534,12 @@
               </w:rPr>
               <w:t>Utkarsh</w:t>
             </w:r>
-          </w:p>
-          <w:p>
             <w:r>
               <w:rPr>
                 <w:sz w:val="20"/>
                 <w:szCs w:val="20"/>
               </w:rPr>
-              <w:t>Date: ___________________</w:t>
+              <w:t xml:space="preserve"> Agrawal</w:t>
             </w:r>
           </w:p>
         </w:tc>
@@ -1536,35 +1560,191 @@
             </w:tcMar>
           </w:tcPr>
           <w:p>
-            <w:r>
+            <w:pPr>
               <w:rPr>
                 <w:b/>
                 <w:bCs/>
                 <w:sz w:val="20"/>
                 <w:szCs w:val="20"/>
               </w:rPr>
-              <w:br/>
-              <w:t>Mentor Faculty Signature</w:t>
-            </w:r>
+            </w:pPr>
           </w:p>
           <w:p>
-            <w:r>
-              <w:t>Dr. Neel Kanth Kundu</w:t>
-            </w:r>
+            <w:pPr>
+              <w:rPr>
+                <w:b/>
+                <w:bCs/>
+                <w:sz w:val="20"/>
+                <w:szCs w:val="20"/>
+              </w:rPr>
+            </w:pPr>
           </w:p>
           <w:p>
-            <w:r>
-              <w:rPr>
-                <w:sz w:val="20"/>
-                <w:szCs w:val="20"/>
-              </w:rPr>
-              <w:t>Date: ___________________</w:t>
-            </w:r>
+            <w:pPr>
+              <w:rPr>
+                <w:b/>
+                <w:bCs/>
+                <w:sz w:val="20"/>
+                <w:szCs w:val="20"/>
+              </w:rPr>
+            </w:pPr>
           </w:p>
+          <w:p>
+            <w:pPr>
+              <w:rPr>
+                <w:b/>
+                <w:bCs/>
+                <w:sz w:val="20"/>
+                <w:szCs w:val="20"/>
+              </w:rPr>
+            </w:pPr>
+          </w:p>
+          <w:p>
+            <w:pPr>
+              <w:rPr>
+                <w:b/>
+                <w:bCs/>
+                <w:sz w:val="20"/>
+                <w:szCs w:val="20"/>
+              </w:rPr>
+            </w:pPr>
+          </w:p>
+          <w:p>
+            <w:pPr>
+              <w:rPr>
+                <w:b/>
+                <w:bCs/>
+                <w:sz w:val="20"/>
+                <w:szCs w:val="20"/>
+              </w:rPr>
+            </w:pPr>
+          </w:p>
+          <w:p>
+            <w:pPr>
+              <w:rPr>
+                <w:b/>
+                <w:bCs/>
+                <w:sz w:val="20"/>
+                <w:szCs w:val="20"/>
+              </w:rPr>
+            </w:pPr>
+          </w:p>
+          <w:p/>
         </w:tc>
       </w:tr>
     </w:tbl>
+    <w:p>
+      <w:pPr>
+        <w:rPr>
+          <w:b/>
+          <w:bCs/>
+          <w:sz w:val="20"/>
+          <w:szCs w:val="20"/>
+        </w:rPr>
+      </w:pPr>
+    </w:p>
+    <w:p>
+      <w:pPr>
+        <w:rPr>
+          <w:b/>
+          <w:bCs/>
+          <w:sz w:val="20"/>
+          <w:szCs w:val="20"/>
+        </w:rPr>
+      </w:pPr>
+    </w:p>
+    <w:p>
+      <w:r>
+        <w:rPr>
+          <w:b/>
+          <w:bCs/>
+          <w:sz w:val="20"/>
+          <w:szCs w:val="20"/>
+        </w:rPr>
+        <w:br/>
+        <w:t>Mentor Faculty Signature</w:t>
+      </w:r>
+    </w:p>
+    <w:p>
+      <w:r>
+        <w:t>Dr. Neel Kanth Kundu</w:t>
+      </w:r>
+    </w:p>
     <w:p/>
+    <w:p/>
+    <w:p/>
+    <w:p/>
+    <w:p/>
+    <w:p>
+      <w:pPr>
+        <w:rPr>
+          <w:b/>
+          <w:bCs/>
+        </w:rPr>
+      </w:pPr>
+      <w:r>
+        <w:rPr>
+          <w:b/>
+          <w:bCs/>
+        </w:rPr>
+        <w:t>HOD CARE</w:t>
+      </w:r>
+    </w:p>
+    <w:p>
+      <w:pPr>
+        <w:rPr>
+          <w:b/>
+          <w:bCs/>
+        </w:rPr>
+      </w:pPr>
+    </w:p>
+    <w:p>
+      <w:pPr>
+        <w:rPr>
+          <w:b/>
+          <w:bCs/>
+        </w:rPr>
+      </w:pPr>
+    </w:p>
+    <w:p>
+      <w:pPr>
+        <w:rPr>
+          <w:b/>
+          <w:bCs/>
+        </w:rPr>
+      </w:pPr>
+    </w:p>
+    <w:p>
+      <w:pPr>
+        <w:rPr>
+          <w:b/>
+          <w:bCs/>
+        </w:rPr>
+      </w:pPr>
+    </w:p>
+    <w:p>
+      <w:pPr>
+        <w:rPr>
+          <w:b/>
+          <w:bCs/>
+        </w:rPr>
+      </w:pPr>
+    </w:p>
+    <w:p>
+      <w:pPr>
+        <w:rPr>
+          <w:b/>
+          <w:bCs/>
+        </w:rPr>
+      </w:pPr>
+      <w:r>
+        <w:rPr>
+          <w:b/>
+          <w:bCs/>
+        </w:rPr>
+        <w:t>HOD CS Department</w:t>
+      </w:r>
+    </w:p>
     <w:sectPr>
       <w:headerReference w:type="default" r:id="rId9"/>
       <w:footerReference w:type="default" r:id="rId10"/>
@@ -3083,6 +3263,7 @@
   <w:style w:type="character" w:default="1" w:styleId="DefaultParagraphFont">
     <w:name w:val="Default Paragraph Font"/>
     <w:uiPriority w:val="1"/>
+    <w:semiHidden/>
     <w:unhideWhenUsed/>
   </w:style>
   <w:style w:type="table" w:default="1" w:styleId="TableNormal">
